--- a/Phase-wise Documentation/2. Requirement Analysis/Customer Journey Map.docx
+++ b/Phase-wise Documentation/2. Requirement Analysis/Customer Journey Map.docx
@@ -60,7 +60,9 @@
             </w:tcBorders>
           </w:tcPr>
           <w:p>
-            <w:r/>
+            <w:r>
+              <w:t>03 October 2026</w:t>
+            </w:r>
           </w:p>
         </w:tc>
       </w:tr>
@@ -97,7 +99,7 @@
           </w:tcPr>
           <w:p>
             <w:r>
-              <w:t>xxxxxx</w:t>
+              <w:t>SWTID-2026-7859</w:t>
             </w:r>
           </w:p>
         </w:tc>
@@ -733,7 +735,7 @@
               <w:rPr>
                 <w:sz w:val="20"/>
               </w:rPr>
-              <w:t>Arumparithi B (frontend / UX)</w:t>
+              <w:t>Atchayabharath K S (frontend / UX)</w:t>
             </w:r>
           </w:p>
         </w:tc>
@@ -767,7 +769,18 @@
               <w:rPr>
                 <w:sz w:val="20"/>
               </w:rPr>
-              <w:t>Arumparithi B (quiz logic, result rendering, testing &amp; feedback)</w:t>
+              <w:t>Arumparithi B (quiz logic)</w:t>
+            </w:r>
+          </w:p>
+          <w:p>
+            <w:pPr>
+              <w:spacing w:after="20"/>
+            </w:pPr>
+            <w:r>
+              <w:rPr>
+                <w:sz w:val="20"/>
+              </w:rPr>
+              <w:t>Atchayabharath K S (result rendering, testing &amp; feedback)</w:t>
             </w:r>
           </w:p>
         </w:tc>
